--- a/customer-portal/templates/HQTD-Analysis-Sample-Form.docx
+++ b/customer-portal/templates/HQTD-Analysis-Sample-Form.docx
@@ -14,15 +14,54 @@
         </w:rPr>
       </w:pPr>
       <w:r>
-        <w:rPr>
-          <w:rFonts w:ascii="微软雅黑" w:hAnsi="微软雅黑" w:eastAsia="微软雅黑"/>
-          <w:b/>
-          <w:sz w:val="31"/>
-        </w:rPr>
-        <w:t>SEM扫描电镜与EDS能谱送样单</w:t>
+        <w:t>分析测试送样与技术需求表</w:t>
       </w:r>
     </w:p>
     <w:tbl>
+      <w:tr>
+        <w:tc>
+          <w:tcPr>
+            <w:tcW w:type="dxa" w:w="2348"/>
+          </w:tcPr>
+          <w:p>
+            <w:r>
+              <w:t>项目编号</w:t>
+            </w:r>
+          </w:p>
+        </w:tc>
+        <w:tc>
+          <w:tcPr>
+            <w:tcW w:type="dxa" w:w="6626"/>
+          </w:tcPr>
+          <w:p>
+            <w:r>
+              <w:t>FX-1（请填写与项目页面一致的编号）</w:t>
+            </w:r>
+          </w:p>
+        </w:tc>
+      </w:tr>
+      <w:tr>
+        <w:tc>
+          <w:tcPr>
+            <w:tcW w:type="dxa" w:w="2348"/>
+          </w:tcPr>
+          <w:p>
+            <w:r>
+              <w:t>输出编号</w:t>
+            </w:r>
+          </w:p>
+        </w:tc>
+        <w:tc>
+          <w:tcPr>
+            <w:tcW w:type="dxa" w:w="6626"/>
+          </w:tcPr>
+          <w:p>
+            <w:r>
+              <w:t>HQTD-YYYYMMDD-FX-1-序号（提交后系统自动生成）</w:t>
+            </w:r>
+          </w:p>
+        </w:tc>
+      </w:tr>
       <w:tblPr>
         <w:tblStyle w:val="5"/>
         <w:tblW w:w="8974" w:type="dxa"/>
